--- a/房屋租赁系统软件工程大作业报告_修订版.docx
+++ b/房屋租赁系统软件工程大作业报告_修订版.docx
@@ -3294,6 +3294,7 @@
       <w:pPr>
         <w:pStyle w:val="16"/>
         <w:numPr>
+          <w:ilvl w:val="0"/>
           <w:numId w:val="0"/>
         </w:numPr>
         <w:ind w:leftChars="0"/>
@@ -3310,6 +3311,7 @@
       <w:pPr>
         <w:pStyle w:val="16"/>
         <w:numPr>
+          <w:ilvl w:val="0"/>
           <w:numId w:val="0"/>
         </w:numPr>
         <w:ind w:leftChars="0"/>
@@ -3326,6 +3328,7 @@
       <w:pPr>
         <w:pStyle w:val="16"/>
         <w:numPr>
+          <w:ilvl w:val="0"/>
           <w:numId w:val="0"/>
         </w:numPr>
         <w:ind w:leftChars="0"/>
@@ -4378,6 +4381,12 @@
             <w:insideH w:val="single" w:color="auto" w:sz="4" w:space="0"/>
             <w:insideV w:val="single" w:color="auto" w:sz="4" w:space="0"/>
           </w:tblBorders>
+          <w:tblCellMar>
+            <w:top w:w="0" w:type="dxa"/>
+            <w:left w:w="108" w:type="dxa"/>
+            <w:bottom w:w="0" w:type="dxa"/>
+            <w:right w:w="108" w:type="dxa"/>
+          </w:tblCellMar>
         </w:tblPrEx>
         <w:trPr>
           <w:jc w:val="center"/>
@@ -13466,12 +13475,6 @@
             <w:insideH w:val="single" w:color="auto" w:sz="4" w:space="0"/>
             <w:insideV w:val="single" w:color="auto" w:sz="4" w:space="0"/>
           </w:tblBorders>
-          <w:tblCellMar>
-            <w:top w:w="0" w:type="dxa"/>
-            <w:left w:w="108" w:type="dxa"/>
-            <w:bottom w:w="0" w:type="dxa"/>
-            <w:right w:w="108" w:type="dxa"/>
-          </w:tblCellMar>
         </w:tblPrEx>
         <w:trPr>
           <w:jc w:val="center"/>
@@ -15625,12 +15628,6 @@
             <w:insideH w:val="single" w:color="auto" w:sz="4" w:space="0"/>
             <w:insideV w:val="single" w:color="auto" w:sz="4" w:space="0"/>
           </w:tblBorders>
-          <w:tblCellMar>
-            <w:top w:w="0" w:type="dxa"/>
-            <w:left w:w="108" w:type="dxa"/>
-            <w:bottom w:w="0" w:type="dxa"/>
-            <w:right w:w="108" w:type="dxa"/>
-          </w:tblCellMar>
         </w:tblPrEx>
         <w:trPr>
           <w:jc w:val="center"/>
@@ -18349,16 +18346,32 @@
           <w:p>
             <w:pPr>
               <w:jc w:val="left"/>
-            </w:pPr>
-            <w:r>
-              <w:rPr>
-                <w:rFonts w:hint="eastAsia" w:ascii="微软雅黑" w:hAnsi="微软雅黑" w:eastAsia="微软雅黑"/>
-                <w:b w:val="0"/>
-                <w:color w:val="000000"/>
-                <w:sz w:val="20"/>
-              </w:rPr>
-              <w:t>课程项目报价估算，可按实际范围调整。</w:t>
-            </w:r>
+              <w:rPr>
+                <w:rFonts w:hint="eastAsia" w:eastAsia="微软雅黑"/>
+                <w:lang w:eastAsia="zh-CN"/>
+              </w:rPr>
+            </w:pPr>
+            <w:r>
+              <w:rPr>
+                <w:rFonts w:hint="eastAsia" w:ascii="微软雅黑" w:hAnsi="微软雅黑" w:eastAsia="微软雅黑"/>
+                <w:b w:val="0"/>
+                <w:color w:val="000000"/>
+                <w:sz w:val="20"/>
+              </w:rPr>
+              <w:t>课程项目报价估算</w:t>
+            </w:r>
+            <w:r>
+              <w:rPr>
+                <w:rFonts w:hint="eastAsia"/>
+                <w:b w:val="0"/>
+                <w:color w:val="000000"/>
+                <w:sz w:val="20"/>
+                <w:lang w:eastAsia="zh-CN"/>
+              </w:rPr>
+              <w:t>。</w:t>
+            </w:r>
+            <w:bookmarkStart w:id="57" w:name="_GoBack"/>
+            <w:bookmarkEnd w:id="57"/>
           </w:p>
         </w:tc>
       </w:tr>
@@ -19463,6 +19476,14 @@
       </w:tr>
       <w:tr>
         <w:tblPrEx>
+          <w:tblBorders>
+            <w:top w:val="single" w:color="auto" w:sz="4" w:space="0"/>
+            <w:left w:val="single" w:color="auto" w:sz="4" w:space="0"/>
+            <w:bottom w:val="single" w:color="auto" w:sz="4" w:space="0"/>
+            <w:right w:val="single" w:color="auto" w:sz="4" w:space="0"/>
+            <w:insideH w:val="single" w:color="auto" w:sz="4" w:space="0"/>
+            <w:insideV w:val="single" w:color="auto" w:sz="4" w:space="0"/>
+          </w:tblBorders>
           <w:tblCellMar>
             <w:top w:w="0" w:type="dxa"/>
             <w:left w:w="108" w:type="dxa"/>
@@ -22304,12 +22325,6 @@
             <w:insideH w:val="single" w:color="auto" w:sz="4" w:space="0"/>
             <w:insideV w:val="single" w:color="auto" w:sz="4" w:space="0"/>
           </w:tblBorders>
-          <w:tblCellMar>
-            <w:top w:w="0" w:type="dxa"/>
-            <w:left w:w="108" w:type="dxa"/>
-            <w:bottom w:w="0" w:type="dxa"/>
-            <w:right w:w="108" w:type="dxa"/>
-          </w:tblCellMar>
         </w:tblPrEx>
         <w:trPr>
           <w:jc w:val="center"/>
@@ -25710,8 +25725,6 @@
       <w:r>
         <w:br w:type="page"/>
       </w:r>
-      <w:bookmarkStart w:id="57" w:name="_GoBack"/>
-      <w:bookmarkEnd w:id="57"/>
     </w:p>
     <w:p>
       <w:pPr>
@@ -26336,14 +26349,6 @@
       </w:tblGrid>
       <w:tr>
         <w:tblPrEx>
-          <w:tblBorders>
-            <w:top w:val="single" w:color="auto" w:sz="4" w:space="0"/>
-            <w:left w:val="single" w:color="auto" w:sz="4" w:space="0"/>
-            <w:bottom w:val="single" w:color="auto" w:sz="4" w:space="0"/>
-            <w:right w:val="single" w:color="auto" w:sz="4" w:space="0"/>
-            <w:insideH w:val="single" w:color="auto" w:sz="4" w:space="0"/>
-            <w:insideV w:val="single" w:color="auto" w:sz="4" w:space="0"/>
-          </w:tblBorders>
           <w:tblCellMar>
             <w:top w:w="0" w:type="dxa"/>
             <w:left w:w="108" w:type="dxa"/>
@@ -26889,7 +26894,7 @@
     <w:lsdException w:uiPriority="99" w:name="index 8"/>
     <w:lsdException w:uiPriority="99" w:name="index 9"/>
     <w:lsdException w:uiPriority="39" w:name="toc 1"/>
-    <w:lsdException w:uiPriority="39" w:name="toc 2"/>
+    <w:lsdException w:qFormat="1" w:uiPriority="39" w:name="toc 2"/>
     <w:lsdException w:uiPriority="39" w:name="toc 3"/>
     <w:lsdException w:uiPriority="39" w:name="toc 4"/>
     <w:lsdException w:uiPriority="39" w:name="toc 5"/>
@@ -26919,7 +26924,7 @@
     <w:lsdException w:uiPriority="99" w:semiHidden="0" w:name="List"/>
     <w:lsdException w:uiPriority="99" w:semiHidden="0" w:name="List Bullet"/>
     <w:lsdException w:uiPriority="99" w:semiHidden="0" w:name="List Number"/>
-    <w:lsdException w:uiPriority="99" w:semiHidden="0" w:name="List 2"/>
+    <w:lsdException w:qFormat="1" w:uiPriority="99" w:semiHidden="0" w:name="List 2"/>
     <w:lsdException w:uiPriority="99" w:semiHidden="0" w:name="List 3"/>
     <w:lsdException w:uiPriority="99" w:name="List 4"/>
     <w:lsdException w:uiPriority="99" w:name="List 5"/>
@@ -26938,7 +26943,7 @@
     <w:lsdException w:qFormat="1" w:uiPriority="99" w:semiHidden="0" w:name="Body Text"/>
     <w:lsdException w:uiPriority="99" w:name="Body Text Indent"/>
     <w:lsdException w:uiPriority="99" w:semiHidden="0" w:name="List Continue"/>
-    <w:lsdException w:uiPriority="99" w:semiHidden="0" w:name="List Continue 2"/>
+    <w:lsdException w:qFormat="1" w:uiPriority="99" w:semiHidden="0" w:name="List Continue 2"/>
     <w:lsdException w:qFormat="1" w:uiPriority="99" w:semiHidden="0" w:name="List Continue 3"/>
     <w:lsdException w:uiPriority="99" w:name="List Continue 4"/>
     <w:lsdException w:uiPriority="99" w:name="List Continue 5"/>
@@ -27021,7 +27026,7 @@
     <w:lsdException w:uiPriority="99" w:name="Table Theme"/>
     <w:lsdException w:qFormat="1" w:unhideWhenUsed="0" w:uiPriority="1" w:semiHidden="0" w:name="No Spacing"/>
     <w:lsdException w:unhideWhenUsed="0" w:uiPriority="60" w:semiHidden="0" w:name="Light Shading"/>
-    <w:lsdException w:unhideWhenUsed="0" w:uiPriority="61" w:semiHidden="0" w:name="Light List"/>
+    <w:lsdException w:qFormat="1" w:unhideWhenUsed="0" w:uiPriority="61" w:semiHidden="0" w:name="Light List"/>
     <w:lsdException w:unhideWhenUsed="0" w:uiPriority="62" w:semiHidden="0" w:name="Light Grid"/>
     <w:lsdException w:qFormat="1" w:unhideWhenUsed="0" w:uiPriority="63" w:semiHidden="0" w:name="Medium Shading 1"/>
     <w:lsdException w:qFormat="1" w:unhideWhenUsed="0" w:uiPriority="64" w:semiHidden="0" w:name="Medium Shading 2"/>
@@ -27034,7 +27039,7 @@
     <w:lsdException w:unhideWhenUsed="0" w:uiPriority="71" w:semiHidden="0" w:name="Colorful Shading"/>
     <w:lsdException w:unhideWhenUsed="0" w:uiPriority="72" w:semiHidden="0" w:name="Colorful List"/>
     <w:lsdException w:unhideWhenUsed="0" w:uiPriority="73" w:semiHidden="0" w:name="Colorful Grid"/>
-    <w:lsdException w:unhideWhenUsed="0" w:uiPriority="60" w:semiHidden="0" w:name="Light Shading Accent 1"/>
+    <w:lsdException w:qFormat="1" w:unhideWhenUsed="0" w:uiPriority="60" w:semiHidden="0" w:name="Light Shading Accent 1"/>
     <w:lsdException w:unhideWhenUsed="0" w:uiPriority="61" w:semiHidden="0" w:name="Light List Accent 1"/>
     <w:lsdException w:unhideWhenUsed="0" w:uiPriority="62" w:semiHidden="0" w:name="Light Grid Accent 1"/>
     <w:lsdException w:qFormat="1" w:unhideWhenUsed="0" w:uiPriority="63" w:semiHidden="0" w:name="Medium Shading 1 Accent 1"/>
@@ -27067,11 +27072,11 @@
     <w:lsdException w:unhideWhenUsed="0" w:uiPriority="73" w:semiHidden="0" w:name="Colorful Grid Accent 2"/>
     <w:lsdException w:unhideWhenUsed="0" w:uiPriority="60" w:semiHidden="0" w:name="Light Shading Accent 3"/>
     <w:lsdException w:unhideWhenUsed="0" w:uiPriority="61" w:semiHidden="0" w:name="Light List Accent 3"/>
-    <w:lsdException w:unhideWhenUsed="0" w:uiPriority="62" w:semiHidden="0" w:name="Light Grid Accent 3"/>
+    <w:lsdException w:qFormat="1" w:unhideWhenUsed="0" w:uiPriority="62" w:semiHidden="0" w:name="Light Grid Accent 3"/>
     <w:lsdException w:qFormat="1" w:unhideWhenUsed="0" w:uiPriority="63" w:semiHidden="0" w:name="Medium Shading 1 Accent 3"/>
     <w:lsdException w:qFormat="1" w:unhideWhenUsed="0" w:uiPriority="64" w:semiHidden="0" w:name="Medium Shading 2 Accent 3"/>
     <w:lsdException w:qFormat="1" w:unhideWhenUsed="0" w:uiPriority="65" w:semiHidden="0" w:name="Medium List 1 Accent 3"/>
-    <w:lsdException w:unhideWhenUsed="0" w:uiPriority="66" w:semiHidden="0" w:name="Medium List 2 Accent 3"/>
+    <w:lsdException w:qFormat="1" w:unhideWhenUsed="0" w:uiPriority="66" w:semiHidden="0" w:name="Medium List 2 Accent 3"/>
     <w:lsdException w:unhideWhenUsed="0" w:uiPriority="67" w:semiHidden="0" w:name="Medium Grid 1 Accent 3"/>
     <w:lsdException w:qFormat="1" w:unhideWhenUsed="0" w:uiPriority="68" w:semiHidden="0" w:name="Medium Grid 2 Accent 3"/>
     <w:lsdException w:qFormat="1" w:unhideWhenUsed="0" w:uiPriority="69" w:semiHidden="0" w:name="Medium Grid 3 Accent 3"/>
@@ -27079,16 +27084,16 @@
     <w:lsdException w:unhideWhenUsed="0" w:uiPriority="71" w:semiHidden="0" w:name="Colorful Shading Accent 3"/>
     <w:lsdException w:unhideWhenUsed="0" w:uiPriority="72" w:semiHidden="0" w:name="Colorful List Accent 3"/>
     <w:lsdException w:unhideWhenUsed="0" w:uiPriority="73" w:semiHidden="0" w:name="Colorful Grid Accent 3"/>
-    <w:lsdException w:unhideWhenUsed="0" w:uiPriority="60" w:semiHidden="0" w:name="Light Shading Accent 4"/>
+    <w:lsdException w:qFormat="1" w:unhideWhenUsed="0" w:uiPriority="60" w:semiHidden="0" w:name="Light Shading Accent 4"/>
     <w:lsdException w:unhideWhenUsed="0" w:uiPriority="61" w:semiHidden="0" w:name="Light List Accent 4"/>
-    <w:lsdException w:unhideWhenUsed="0" w:uiPriority="62" w:semiHidden="0" w:name="Light Grid Accent 4"/>
+    <w:lsdException w:qFormat="1" w:unhideWhenUsed="0" w:uiPriority="62" w:semiHidden="0" w:name="Light Grid Accent 4"/>
     <w:lsdException w:qFormat="1" w:unhideWhenUsed="0" w:uiPriority="63" w:semiHidden="0" w:name="Medium Shading 1 Accent 4"/>
     <w:lsdException w:qFormat="1" w:unhideWhenUsed="0" w:uiPriority="64" w:semiHidden="0" w:name="Medium Shading 2 Accent 4"/>
     <w:lsdException w:qFormat="1" w:unhideWhenUsed="0" w:uiPriority="65" w:semiHidden="0" w:name="Medium List 1 Accent 4"/>
     <w:lsdException w:qFormat="1" w:unhideWhenUsed="0" w:uiPriority="66" w:semiHidden="0" w:name="Medium List 2 Accent 4"/>
     <w:lsdException w:qFormat="1" w:unhideWhenUsed="0" w:uiPriority="67" w:semiHidden="0" w:name="Medium Grid 1 Accent 4"/>
     <w:lsdException w:qFormat="1" w:unhideWhenUsed="0" w:uiPriority="68" w:semiHidden="0" w:name="Medium Grid 2 Accent 4"/>
-    <w:lsdException w:unhideWhenUsed="0" w:uiPriority="69" w:semiHidden="0" w:name="Medium Grid 3 Accent 4"/>
+    <w:lsdException w:qFormat="1" w:unhideWhenUsed="0" w:uiPriority="69" w:semiHidden="0" w:name="Medium Grid 3 Accent 4"/>
     <w:lsdException w:qFormat="1" w:unhideWhenUsed="0" w:uiPriority="70" w:semiHidden="0" w:name="Dark List Accent 4"/>
     <w:lsdException w:unhideWhenUsed="0" w:uiPriority="71" w:semiHidden="0" w:name="Colorful Shading Accent 4"/>
     <w:lsdException w:unhideWhenUsed="0" w:uiPriority="72" w:semiHidden="0" w:name="Colorful List Accent 4"/>
@@ -27112,7 +27117,7 @@
     <w:lsdException w:qFormat="1" w:unhideWhenUsed="0" w:uiPriority="62" w:semiHidden="0" w:name="Light Grid Accent 6"/>
     <w:lsdException w:qFormat="1" w:unhideWhenUsed="0" w:uiPriority="63" w:semiHidden="0" w:name="Medium Shading 1 Accent 6"/>
     <w:lsdException w:qFormat="1" w:unhideWhenUsed="0" w:uiPriority="64" w:semiHidden="0" w:name="Medium Shading 2 Accent 6"/>
-    <w:lsdException w:unhideWhenUsed="0" w:uiPriority="65" w:semiHidden="0" w:name="Medium List 1 Accent 6"/>
+    <w:lsdException w:qFormat="1" w:unhideWhenUsed="0" w:uiPriority="65" w:semiHidden="0" w:name="Medium List 1 Accent 6"/>
     <w:lsdException w:qFormat="1" w:unhideWhenUsed="0" w:uiPriority="66" w:semiHidden="0" w:name="Medium List 2 Accent 6"/>
     <w:lsdException w:qFormat="1" w:unhideWhenUsed="0" w:uiPriority="67" w:semiHidden="0" w:name="Medium Grid 1 Accent 6"/>
     <w:lsdException w:qFormat="1" w:unhideWhenUsed="0" w:uiPriority="68" w:semiHidden="0" w:name="Medium Grid 2 Accent 6"/>
@@ -27509,6 +27514,7 @@
     <w:name w:val="List 2"/>
     <w:basedOn w:val="1"/>
     <w:unhideWhenUsed/>
+    <w:qFormat/>
     <w:uiPriority w:val="99"/>
     <w:pPr>
       <w:ind w:left="720" w:hanging="360"/>
@@ -27608,6 +27614,7 @@
     <w:next w:val="1"/>
     <w:semiHidden/>
     <w:unhideWhenUsed/>
+    <w:qFormat/>
     <w:uiPriority w:val="39"/>
     <w:pPr>
       <w:ind w:left="420" w:leftChars="200"/>
@@ -27627,6 +27634,7 @@
     <w:name w:val="List Continue 2"/>
     <w:basedOn w:val="1"/>
     <w:unhideWhenUsed/>
+    <w:qFormat/>
     <w:uiPriority w:val="99"/>
     <w:pPr>
       <w:spacing w:after="120"/>
@@ -27800,6 +27808,7 @@
   <w:style w:type="table" w:styleId="37">
     <w:name w:val="Light Shading Accent 1"/>
     <w:basedOn w:val="34"/>
+    <w:qFormat/>
     <w:uiPriority w:val="60"/>
     <w:pPr>
       <w:spacing w:after="0" w:line="240" w:lineRule="auto"/>
@@ -28112,6 +28121,7 @@
   <w:style w:type="table" w:styleId="40">
     <w:name w:val="Light Shading Accent 4"/>
     <w:basedOn w:val="34"/>
+    <w:qFormat/>
     <w:uiPriority w:val="60"/>
     <w:pPr>
       <w:spacing w:after="0" w:line="240" w:lineRule="auto"/>
@@ -28424,6 +28434,7 @@
   <w:style w:type="table" w:styleId="43">
     <w:name w:val="Light List"/>
     <w:basedOn w:val="34"/>
+    <w:qFormat/>
     <w:uiPriority w:val="61"/>
     <w:pPr>
       <w:spacing w:after="0" w:line="240" w:lineRule="auto"/>
@@ -29446,6 +29457,7 @@
   <w:style w:type="table" w:styleId="53">
     <w:name w:val="Light Grid Accent 3"/>
     <w:basedOn w:val="34"/>
+    <w:qFormat/>
     <w:uiPriority w:val="62"/>
     <w:pPr>
       <w:spacing w:after="0" w:line="240" w:lineRule="auto"/>
@@ -29572,6 +29584,7 @@
   <w:style w:type="table" w:styleId="54">
     <w:name w:val="Light Grid Accent 4"/>
     <w:basedOn w:val="34"/>
+    <w:qFormat/>
     <w:uiPriority w:val="62"/>
     <w:pPr>
       <w:spacing w:after="0" w:line="240" w:lineRule="auto"/>
@@ -32267,6 +32280,7 @@
   <w:style w:type="table" w:styleId="77">
     <w:name w:val="Medium List 1 Accent 6"/>
     <w:basedOn w:val="34"/>
+    <w:qFormat/>
     <w:uiPriority w:val="65"/>
     <w:pPr>
       <w:spacing w:after="0" w:line="240" w:lineRule="auto"/>
@@ -32729,6 +32743,7 @@
   <w:style w:type="table" w:styleId="81">
     <w:name w:val="Medium List 2 Accent 3"/>
     <w:basedOn w:val="34"/>
+    <w:qFormat/>
     <w:uiPriority w:val="66"/>
     <w:pPr>
       <w:spacing w:after="0" w:line="240" w:lineRule="auto"/>
@@ -35196,6 +35211,7 @@
   <w:style w:type="table" w:styleId="103">
     <w:name w:val="Medium Grid 3 Accent 4"/>
     <w:basedOn w:val="34"/>
+    <w:qFormat/>
     <w:uiPriority w:val="69"/>
     <w:pPr>
       <w:spacing w:after="0" w:line="240" w:lineRule="auto"/>
